--- a/MasterBigDataUNIR/TecnicasInteligenciaArtificial/actividades/actividad2_individual_22052026/vidama03_act2.docx
+++ b/MasterBigDataUNIR/TecnicasInteligenciaArtificial/actividades/actividad2_individual_22052026/vidama03_act2.docx
@@ -137,15 +137,7 @@
       </w:r>
       <w:proofErr w:type="spellEnd"/>
       <w:r>
-        <w:t xml:space="preserve"> </w:t>
-      </w:r>
-      <w:proofErr w:type="spellStart"/>
-      <w:r>
-        <w:t>Search</w:t>
-      </w:r>
-      <w:proofErr w:type="spellEnd"/>
-      <w:r>
-        <w:t xml:space="preserve"> </w:t>
+        <w:t xml:space="preserve"> Search </w:t>
       </w:r>
       <w:r>
         <w:t>co</w:t>
@@ -487,7 +479,7 @@
       <w:hyperlink r:id="rId10" w:history="1">
         <w:r>
           <w:rPr>
-            <w:rStyle w:val="Hipervnculo"/>
+            <w:rStyle w:val="Hyperlink"/>
           </w:rPr>
           <w:t>https://www.tensorflow.org/tutorials/keras/regression?hl=es-419</w:t>
         </w:r>
@@ -536,7 +528,7 @@
       <w:hyperlink r:id="rId11" w:history="1">
         <w:r>
           <w:rPr>
-            <w:rStyle w:val="Hipervnculo"/>
+            <w:rStyle w:val="Hyperlink"/>
           </w:rPr>
           <w:t>https://www.tensorflow.org/tutorials/keras/classification?hl=es-419</w:t>
         </w:r>
@@ -657,45 +649,54 @@
       </w:r>
       <w:proofErr w:type="spellEnd"/>
       <w:r>
-        <w:t xml:space="preserve"> o </w:t>
+        <w:t xml:space="preserve"> o Seaborn</w:t>
+      </w:r>
+      <w:r>
+        <w:t>) o para otras operaciones auxiliares, si así lo necesitaras.</w:t>
+      </w:r>
+    </w:p>
+    <w:p/>
+    <w:p>
+      <w:pPr>
+        <w:pStyle w:val="TtuloApartado2"/>
+      </w:pPr>
+      <w:r>
+        <w:t>A</w:t>
+      </w:r>
+      <w:r>
+        <w:t xml:space="preserve">partado </w:t>
+      </w:r>
+      <w:r>
+        <w:t>A</w:t>
+      </w:r>
+      <w:r>
+        <w:t xml:space="preserve">: </w:t>
+      </w:r>
+      <w:r>
+        <w:t>r</w:t>
+      </w:r>
+      <w:r>
+        <w:t>egresión</w:t>
+      </w:r>
+    </w:p>
+    <w:p/>
+    <w:p>
+      <w:r>
+        <w:t xml:space="preserve">Comenzamos con el ejercicio de regresión. En primer lugar, has de elegir un </w:t>
       </w:r>
       <w:proofErr w:type="spellStart"/>
       <w:r>
-        <w:t>Seaborn</w:t>
+        <w:rPr>
+          <w:i/>
+        </w:rPr>
+        <w:t>dataset</w:t>
       </w:r>
       <w:proofErr w:type="spellEnd"/>
       <w:r>
-        <w:t>) o para otras operaciones auxiliares, si así lo necesitaras.</w:t>
-      </w:r>
-    </w:p>
-    <w:p/>
-    <w:p>
-      <w:pPr>
-        <w:pStyle w:val="TtuloApartado2"/>
-      </w:pPr>
-      <w:r>
-        <w:t>A</w:t>
-      </w:r>
-      <w:r>
-        <w:t xml:space="preserve">partado </w:t>
-      </w:r>
-      <w:r>
-        <w:t>A</w:t>
-      </w:r>
-      <w:r>
-        <w:t xml:space="preserve">: </w:t>
-      </w:r>
-      <w:r>
-        <w:t>r</w:t>
-      </w:r>
-      <w:r>
-        <w:t>egresión</w:t>
-      </w:r>
-    </w:p>
-    <w:p/>
-    <w:p>
-      <w:r>
-        <w:t xml:space="preserve">Comenzamos con el ejercicio de regresión. En primer lugar, has de elegir un </w:t>
+        <w:t xml:space="preserve"> </w:t>
+      </w:r>
+      <w:r>
+        <w:t xml:space="preserve">de acceso público y disponible online. El </w:t>
       </w:r>
       <w:proofErr w:type="spellStart"/>
       <w:r>
@@ -706,10 +707,26 @@
       </w:r>
       <w:proofErr w:type="spellEnd"/>
       <w:r>
-        <w:t xml:space="preserve"> </w:t>
-      </w:r>
-      <w:r>
-        <w:t xml:space="preserve">de acceso público y disponible online. El </w:t>
+        <w:t xml:space="preserve"> ha de ser apropiado para aplicar diferentes técnicas de regresión y compararlas entre sí.</w:t>
+      </w:r>
+    </w:p>
+    <w:p>
+      <w:pPr>
+        <w:rPr>
+          <w:b/>
+          <w:bCs/>
+        </w:rPr>
+      </w:pPr>
+    </w:p>
+    <w:p>
+      <w:pPr>
+        <w:rPr>
+          <w:b/>
+          <w:bCs/>
+        </w:rPr>
+      </w:pPr>
+      <w:r>
+        <w:t xml:space="preserve">Puedes elegir un </w:t>
       </w:r>
       <w:proofErr w:type="spellStart"/>
       <w:r>
@@ -720,75 +737,37 @@
       </w:r>
       <w:proofErr w:type="spellEnd"/>
       <w:r>
-        <w:t xml:space="preserve"> ha de ser apropiado para aplicar diferentes técnicas de regresión y compararlas entre sí.</w:t>
-      </w:r>
-    </w:p>
-    <w:p>
-      <w:pPr>
-        <w:rPr>
-          <w:b/>
-          <w:bCs/>
-        </w:rPr>
-      </w:pPr>
-    </w:p>
-    <w:p>
-      <w:pPr>
-        <w:rPr>
-          <w:b/>
-          <w:bCs/>
-        </w:rPr>
-      </w:pPr>
-      <w:r>
-        <w:t xml:space="preserve">Puedes elegir un </w:t>
+        <w:t xml:space="preserve"> en </w:t>
       </w:r>
       <w:proofErr w:type="spellStart"/>
       <w:r>
+        <w:t>Kaggle</w:t>
+      </w:r>
+      <w:proofErr w:type="spellEnd"/>
+      <w:r>
+        <w:t xml:space="preserve">, </w:t>
+      </w:r>
+      <w:proofErr w:type="spellStart"/>
+      <w:r>
+        <w:t>OpenML</w:t>
+      </w:r>
+      <w:proofErr w:type="spellEnd"/>
+      <w:r>
+        <w:t xml:space="preserve"> o</w:t>
+      </w:r>
+      <w:r>
+        <w:t xml:space="preserve"> Google </w:t>
+      </w:r>
+      <w:proofErr w:type="spellStart"/>
+      <w:r>
         <w:rPr>
           <w:i/>
         </w:rPr>
-        <w:t>dataset</w:t>
+        <w:t>Dataset</w:t>
       </w:r>
       <w:proofErr w:type="spellEnd"/>
       <w:r>
-        <w:t xml:space="preserve"> en </w:t>
-      </w:r>
-      <w:proofErr w:type="spellStart"/>
-      <w:r>
-        <w:t>Kaggle</w:t>
-      </w:r>
-      <w:proofErr w:type="spellEnd"/>
-      <w:r>
-        <w:t xml:space="preserve">, </w:t>
-      </w:r>
-      <w:proofErr w:type="spellStart"/>
-      <w:r>
-        <w:t>OpenML</w:t>
-      </w:r>
-      <w:proofErr w:type="spellEnd"/>
-      <w:r>
-        <w:t xml:space="preserve"> o</w:t>
-      </w:r>
-      <w:r>
-        <w:t xml:space="preserve"> Google </w:t>
-      </w:r>
-      <w:proofErr w:type="spellStart"/>
-      <w:r>
-        <w:rPr>
-          <w:i/>
-        </w:rPr>
-        <w:t>Dataset</w:t>
-      </w:r>
-      <w:proofErr w:type="spellEnd"/>
-      <w:r>
-        <w:t xml:space="preserve"> </w:t>
-      </w:r>
-      <w:proofErr w:type="spellStart"/>
-      <w:r>
-        <w:t>Search</w:t>
-      </w:r>
-      <w:proofErr w:type="spellEnd"/>
-      <w:r>
-        <w:t xml:space="preserve"> (es un metabuscador, de modo que te puede llevar igualmente a los anteriores</w:t>
+        <w:t xml:space="preserve"> Search (es un metabuscador, de modo que te puede llevar igualmente a los anteriores</w:t>
       </w:r>
       <w:r>
         <w:t>)</w:t>
@@ -1900,15 +1879,7 @@
       </w:r>
       <w:proofErr w:type="spellEnd"/>
       <w:r>
-        <w:t xml:space="preserve"> </w:t>
-      </w:r>
-      <w:proofErr w:type="spellStart"/>
-      <w:r>
-        <w:t>Search</w:t>
-      </w:r>
-      <w:proofErr w:type="spellEnd"/>
-      <w:r>
-        <w:t>. De nuevo, otras fuentes de datos son posibles, siempre que sean de acceso público y estén disponibles online sin necesidad de autenticarse, pues habrás de indicar dicha fuente y se comprobará su accesibilidad para evaluar la actividad.</w:t>
+        <w:t xml:space="preserve"> Search. De nuevo, otras fuentes de datos son posibles, siempre que sean de acceso público y estén disponibles online sin necesidad de autenticarse, pues habrás de indicar dicha fuente y se comprobará su accesibilidad para evaluar la actividad.</w:t>
       </w:r>
     </w:p>
     <w:p>
@@ -2769,7 +2740,22 @@
           <w:b/>
           <w:bCs/>
         </w:rPr>
-        <w:t>Recuerda, incluye en el informe a entregar al menos lo siguiente:</w:t>
+        <w:t>Recuerda</w:t>
+      </w:r>
+      <w:r>
+        <w:rPr>
+          <w:b/>
+          <w:bCs/>
+          <w:highlight w:val="yellow"/>
+        </w:rPr>
+        <w:t>, incluye en el informe</w:t>
+      </w:r>
+      <w:r>
+        <w:rPr>
+          <w:b/>
+          <w:bCs/>
+        </w:rPr>
+        <w:t xml:space="preserve"> a entregar al menos lo siguiente:</w:t>
       </w:r>
     </w:p>
     <w:p>
@@ -2789,7 +2775,13 @@
         </w:rPr>
       </w:pPr>
       <w:r>
-        <w:t>Descripción de la fuente de datos empleada.</w:t>
+        <w:rPr>
+          <w:highlight w:val="yellow"/>
+        </w:rPr>
+        <w:t>Descripción</w:t>
+      </w:r>
+      <w:r>
+        <w:t xml:space="preserve"> de la fuente de datos empleada.</w:t>
       </w:r>
     </w:p>
     <w:p>
@@ -2801,7 +2793,13 @@
         </w:rPr>
       </w:pPr>
       <w:r>
-        <w:t xml:space="preserve">Caracterización del </w:t>
+        <w:rPr>
+          <w:highlight w:val="yellow"/>
+        </w:rPr>
+        <w:t>Caracterización</w:t>
+      </w:r>
+      <w:r>
+        <w:t xml:space="preserve"> del </w:t>
       </w:r>
       <w:proofErr w:type="spellStart"/>
       <w:r>
@@ -2812,7 +2810,13 @@
       </w:r>
       <w:proofErr w:type="spellEnd"/>
       <w:r>
-        <w:t xml:space="preserve"> utilizado en modo texto y gráfico.</w:t>
+        <w:t xml:space="preserve"> utilizado en </w:t>
+      </w:r>
+      <w:r>
+        <w:rPr>
+          <w:highlight w:val="yellow"/>
+        </w:rPr>
+        <w:t>modo texto y gráfico.</w:t>
       </w:r>
     </w:p>
     <w:p>
@@ -2824,7 +2828,13 @@
         </w:rPr>
       </w:pPr>
       <w:r>
-        <w:t>Resultados obtenidos por los diferentes algoritmos escogidos de forma gráfica y comparada/superpuesta.</w:t>
+        <w:rPr>
+          <w:highlight w:val="yellow"/>
+        </w:rPr>
+        <w:t>Resultados</w:t>
+      </w:r>
+      <w:r>
+        <w:t xml:space="preserve"> obtenidos por los diferentes algoritmos escogidos de forma gráfica y comparada/superpuesta.</w:t>
       </w:r>
     </w:p>
     <w:p>
@@ -2836,7 +2846,13 @@
         </w:rPr>
       </w:pPr>
       <w:r>
-        <w:t>Discusión de los resultados obtenidos y argumentos sobre cómo mejorar de dichos resultados.</w:t>
+        <w:rPr>
+          <w:highlight w:val="yellow"/>
+        </w:rPr>
+        <w:t>Discusión</w:t>
+      </w:r>
+      <w:r>
+        <w:t xml:space="preserve"> de los resultados obtenidos y argumentos sobre cómo mejorar de dichos resultados.</w:t>
       </w:r>
     </w:p>
     <w:p/>
@@ -4834,25 +4850,61 @@
         <w:t xml:space="preserve"> máxima de la actividad</w:t>
       </w:r>
       <w:r>
-        <w:t>: un</w:t>
-      </w:r>
-      <w:r>
+        <w:t xml:space="preserve">: </w:t>
+      </w:r>
+      <w:r>
+        <w:rPr>
+          <w:highlight w:val="yellow"/>
+        </w:rPr>
+        <w:t>un</w:t>
+      </w:r>
+      <w:r>
+        <w:rPr>
+          <w:highlight w:val="yellow"/>
+        </w:rPr>
         <w:t xml:space="preserve"> único</w:t>
       </w:r>
       <w:r>
+        <w:rPr>
+          <w:highlight w:val="yellow"/>
+        </w:rPr>
         <w:t xml:space="preserve"> informe de </w:t>
       </w:r>
       <w:r>
+        <w:rPr>
+          <w:highlight w:val="yellow"/>
+        </w:rPr>
         <w:t>cuatro</w:t>
       </w:r>
       <w:r>
-        <w:t xml:space="preserve"> páginas como máximo de extensión (</w:t>
-      </w:r>
-      <w:r>
+        <w:rPr>
+          <w:highlight w:val="yellow"/>
+        </w:rPr>
+        <w:t xml:space="preserve"> páginas</w:t>
+      </w:r>
+      <w:r>
+        <w:t xml:space="preserve"> como máximo de extensión </w:t>
+      </w:r>
+      <w:r>
+        <w:rPr>
+          <w:highlight w:val="yellow"/>
+        </w:rPr>
+        <w:t>(</w:t>
+      </w:r>
+      <w:r>
+        <w:rPr>
+          <w:highlight w:val="yellow"/>
+        </w:rPr>
         <w:t>Arial</w:t>
       </w:r>
       <w:r>
-        <w:t xml:space="preserve"> 11, interlineado 1,5) y </w:t>
+        <w:rPr>
+          <w:highlight w:val="yellow"/>
+        </w:rPr>
+        <w:t xml:space="preserve"> 11, interlineado 1,5)</w:t>
+      </w:r>
+      <w:r>
+        <w:t xml:space="preserve"> y </w:t>
       </w:r>
       <w:r>
         <w:t>dos</w:t>
@@ -4876,6 +4928,7 @@
         <w:rPr>
           <w:b/>
           <w:bCs/>
+          <w:highlight w:val="yellow"/>
         </w:rPr>
         <w:t xml:space="preserve">El informe no debe incluir </w:t>
       </w:r>
@@ -4883,6 +4936,7 @@
         <w:rPr>
           <w:b/>
           <w:bCs/>
+          <w:highlight w:val="yellow"/>
         </w:rPr>
         <w:t xml:space="preserve">anexos, </w:t>
       </w:r>
@@ -4890,6 +4944,7 @@
         <w:rPr>
           <w:b/>
           <w:bCs/>
+          <w:highlight w:val="yellow"/>
         </w:rPr>
         <w:t>portada ni repetir el enunciado o la rúbrica de la actividad.</w:t>
       </w:r>
@@ -5364,7 +5419,7 @@
         </w:tcPr>
         <w:p>
           <w:pPr>
-            <w:pStyle w:val="Encabezado"/>
+            <w:pStyle w:val="Header"/>
             <w:jc w:val="center"/>
             <w:rPr>
               <w:rFonts w:cs="UnitOT-Medi"/>
@@ -5390,7 +5445,7 @@
         </w:tcPr>
         <w:p>
           <w:pPr>
-            <w:pStyle w:val="Encabezado"/>
+            <w:pStyle w:val="Header"/>
             <w:jc w:val="center"/>
             <w:rPr>
               <w:rFonts w:cs="UnitOT-Medi"/>
@@ -5416,7 +5471,7 @@
         </w:tcPr>
         <w:p>
           <w:pPr>
-            <w:pStyle w:val="Encabezado"/>
+            <w:pStyle w:val="Header"/>
             <w:jc w:val="center"/>
             <w:rPr>
               <w:rFonts w:cs="UnitOT-Medi"/>
@@ -5486,7 +5541,7 @@
         </w:tcPr>
         <w:p>
           <w:pPr>
-            <w:pStyle w:val="Encabezado"/>
+            <w:pStyle w:val="Header"/>
             <w:rPr>
               <w:sz w:val="22"/>
               <w:szCs w:val="22"/>
@@ -5508,7 +5563,7 @@
         </w:tcPr>
         <w:p>
           <w:pPr>
-            <w:pStyle w:val="Encabezado"/>
+            <w:pStyle w:val="Header"/>
             <w:jc w:val="center"/>
             <w:rPr>
               <w:rFonts w:asciiTheme="minorHAnsi" w:hAnsiTheme="minorHAnsi"/>
@@ -5528,7 +5583,7 @@
         </w:tcPr>
         <w:p>
           <w:pPr>
-            <w:pStyle w:val="Encabezado"/>
+            <w:pStyle w:val="Header"/>
           </w:pPr>
         </w:p>
       </w:tc>
@@ -5538,7 +5593,7 @@
         </w:tcPr>
         <w:p>
           <w:pPr>
-            <w:pStyle w:val="Encabezado"/>
+            <w:pStyle w:val="Header"/>
             <w:rPr>
               <w:sz w:val="22"/>
               <w:szCs w:val="22"/>
@@ -5560,7 +5615,7 @@
         </w:tcPr>
         <w:p>
           <w:pPr>
-            <w:pStyle w:val="Encabezado"/>
+            <w:pStyle w:val="Header"/>
           </w:pPr>
         </w:p>
       </w:tc>
@@ -5568,7 +5623,7 @@
   </w:tbl>
   <w:p>
     <w:pPr>
-      <w:pStyle w:val="Encabezado"/>
+      <w:pStyle w:val="Header"/>
     </w:pPr>
   </w:p>
 </w:hdr>
@@ -5577,84 +5632,30 @@
 <file path=word/numbering.xml><?xml version="1.0" encoding="utf-8"?>
 <w:numbering xmlns:wpc="http://schemas.microsoft.com/office/word/2010/wordprocessingCanvas" xmlns:cx="http://schemas.microsoft.com/office/drawing/2014/chartex" xmlns:cx1="http://schemas.microsoft.com/office/drawing/2015/9/8/chartex" xmlns:cx2="http://schemas.microsoft.com/office/drawing/2015/10/21/chartex" xmlns:cx3="http://schemas.microsoft.com/office/drawing/2016/5/9/chartex" xmlns:cx4="http://schemas.microsoft.com/office/drawing/2016/5/10/chartex" xmlns:cx5="http://schemas.microsoft.com/office/drawing/2016/5/11/chartex" xmlns:cx6="http://schemas.microsoft.com/office/drawing/2016/5/12/chartex" xmlns:cx7="http://schemas.microsoft.com/office/drawing/2016/5/13/chartex" xmlns:cx8="http://schemas.microsoft.com/office/drawing/2016/5/14/chartex" xmlns:mc="http://schemas.openxmlformats.org/markup-compatibility/2006" xmlns:aink="http://schemas.microsoft.com/office/drawing/2016/ink" xmlns:am3d="http://schemas.microsoft.com/office/drawing/2017/model3d" xmlns:o="urn:schemas-microsoft-com:office:office" xmlns:oel="http://schemas.microsoft.com/office/2019/extlst" xmlns:r="http://schemas.openxmlformats.org/officeDocument/2006/relationships" xmlns:m="http://schemas.openxmlformats.org/officeDocument/2006/math" xmlns:v="urn:schemas-microsoft-com:vml" xmlns:wp14="http://schemas.microsoft.com/office/word/2010/wordprocessingDrawing" xmlns:wp="http://schemas.openxmlformats.org/drawingml/2006/wordprocessingDrawing" xmlns:w10="urn:schemas-microsoft-com:office:word" xmlns:w="http://schemas.openxmlformats.org/wordprocessingml/2006/main" xmlns:w14="http://schemas.microsoft.com/office/word/2010/wordml" xmlns:w15="http://schemas.microsoft.com/office/word/2012/wordml" xmlns:w16cex="http://schemas.microsoft.com/office/word/2018/wordml/cex" xmlns:w16cid="http://schemas.microsoft.com/office/word/2016/wordml/cid" xmlns:w16="http://schemas.microsoft.com/office/word/2018/wordml" xmlns:w16du="http://schemas.microsoft.com/office/word/2023/wordml/word16du" xmlns:w16sdtdh="http://schemas.microsoft.com/office/word/2020/wordml/sdtdatahash" xmlns:w16sdtfl="http://schemas.microsoft.com/office/word/2024/wordml/sdtformatlock" xmlns:w16se="http://schemas.microsoft.com/office/word/2015/wordml/symex" xmlns:wpg="http://schemas.microsoft.com/office/word/2010/wordprocessingGroup" xmlns:wpi="http://schemas.microsoft.com/office/word/2010/wordprocessingInk" xmlns:wne="http://schemas.microsoft.com/office/word/2006/wordml" xmlns:wps="http://schemas.microsoft.com/office/word/2010/wordprocessingShape" mc:Ignorable="w14 w15 w16se w16cid w16 w16cex w16sdtdh w16sdtfl w16du wp14">
   <w:numPicBullet w:numPicBulletId="0">
-    <mc:AlternateContent>
-      <mc:Choice Requires="v">
-        <w:pict>
-          <v:shapetype w14:anchorId="37432C02" id="_x0000_t75" coordsize="21600,21600" o:spt="75" o:preferrelative="t" path="m@4@5l@4@11@9@11@9@5xe" filled="f" stroked="f">
-            <v:stroke joinstyle="miter"/>
-            <v:formulas>
-              <v:f eqn="if lineDrawn pixelLineWidth 0"/>
-              <v:f eqn="sum @0 1 0"/>
-              <v:f eqn="sum 0 0 @1"/>
-              <v:f eqn="prod @2 1 2"/>
-              <v:f eqn="prod @3 21600 pixelWidth"/>
-              <v:f eqn="prod @3 21600 pixelHeight"/>
-              <v:f eqn="sum @0 0 1"/>
-              <v:f eqn="prod @6 1 2"/>
-              <v:f eqn="prod @7 21600 pixelWidth"/>
-              <v:f eqn="sum @8 21600 0"/>
-              <v:f eqn="prod @7 21600 pixelHeight"/>
-              <v:f eqn="sum @10 21600 0"/>
-            </v:formulas>
-            <v:path o:extrusionok="f" gradientshapeok="t" o:connecttype="rect"/>
-            <o:lock v:ext="edit" aspectratio="t"/>
-          </v:shapetype>
-          <v:shape id="Imagen 273355983" o:spid="_x0000_i1025" type="#_x0000_t75" style="width:30pt;height:21.6pt;visibility:visible;mso-wrap-style:square">
-            <v:imagedata r:id="rId1" o:title=""/>
-          </v:shape>
-        </w:pict>
-      </mc:Choice>
-      <mc:Fallback>
-        <w:drawing>
-          <wp:inline distT="0" distB="0" distL="0" distR="0" wp14:anchorId="6CD8C370" wp14:editId="52CE8CDB">
-            <wp:extent cx="381000" cy="274320"/>
-            <wp:effectExtent l="0" t="0" r="0" b="0"/>
-            <wp:docPr id="273355983" name="Imagen 273355983"/>
-            <wp:cNvGraphicFramePr>
-              <a:graphicFrameLocks xmlns:a="http://schemas.openxmlformats.org/drawingml/2006/main" noChangeAspect="1"/>
-            </wp:cNvGraphicFramePr>
-            <a:graphic xmlns:a="http://schemas.openxmlformats.org/drawingml/2006/main">
-              <a:graphicData uri="http://schemas.openxmlformats.org/drawingml/2006/picture">
-                <pic:pic xmlns:pic="http://schemas.openxmlformats.org/drawingml/2006/picture">
-                  <pic:nvPicPr>
-                    <pic:cNvPr id="0" name="Picture -1023"/>
-                    <pic:cNvPicPr>
-                      <a:picLocks noChangeAspect="1" noChangeArrowheads="1"/>
-                    </pic:cNvPicPr>
-                  </pic:nvPicPr>
-                  <pic:blipFill>
-                    <a:blip r:embed="rId2">
-                      <a:extLst>
-                        <a:ext uri="{28A0092B-C50C-407E-A947-70E740481C1C}">
-                          <a14:useLocalDpi xmlns:a14="http://schemas.microsoft.com/office/drawing/2010/main" val="0"/>
-                        </a:ext>
-                      </a:extLst>
-                    </a:blip>
-                    <a:srcRect/>
-                    <a:stretch>
-                      <a:fillRect/>
-                    </a:stretch>
-                  </pic:blipFill>
-                  <pic:spPr bwMode="auto">
-                    <a:xfrm>
-                      <a:off x="0" y="0"/>
-                      <a:ext cx="381000" cy="274320"/>
-                    </a:xfrm>
-                    <a:prstGeom prst="rect">
-                      <a:avLst/>
-                    </a:prstGeom>
-                    <a:noFill/>
-                    <a:ln>
-                      <a:noFill/>
-                    </a:ln>
-                  </pic:spPr>
-                </pic:pic>
-              </a:graphicData>
-            </a:graphic>
-          </wp:inline>
-        </w:drawing>
-      </mc:Fallback>
-    </mc:AlternateContent>
+    <w:pict>
+      <v:shapetype id="_x0000_t75" coordsize="21600,21600" o:spt="75" o:preferrelative="t" path="m@4@5l@4@11@9@11@9@5xe" filled="f" stroked="f">
+        <v:stroke joinstyle="miter"/>
+        <v:formulas>
+          <v:f eqn="if lineDrawn pixelLineWidth 0"/>
+          <v:f eqn="sum @0 1 0"/>
+          <v:f eqn="sum 0 0 @1"/>
+          <v:f eqn="prod @2 1 2"/>
+          <v:f eqn="prod @3 21600 pixelWidth"/>
+          <v:f eqn="prod @3 21600 pixelHeight"/>
+          <v:f eqn="sum @0 0 1"/>
+          <v:f eqn="prod @6 1 2"/>
+          <v:f eqn="prod @7 21600 pixelWidth"/>
+          <v:f eqn="sum @8 21600 0"/>
+          <v:f eqn="prod @7 21600 pixelHeight"/>
+          <v:f eqn="sum @10 21600 0"/>
+        </v:formulas>
+        <v:path o:extrusionok="f" gradientshapeok="t" o:connecttype="rect"/>
+        <o:lock v:ext="edit" aspectratio="t"/>
+      </v:shapetype>
+      <v:shape id="Imagen 273355983" o:spid="_x0000_i1025" type="#_x0000_t75" style="width:29.9pt;height:21.75pt;visibility:visible;mso-wrap-style:square" o:bullet="t">
+        <v:imagedata r:id="rId1" o:title=""/>
+      </v:shape>
+    </w:pict>
   </w:numPicBullet>
   <w:abstractNum w:abstractNumId="0" w15:restartNumberingAfterBreak="0">
     <w:nsid w:val="04747ED0"/>
@@ -6859,10 +6860,10 @@
       <w:lang w:eastAsia="es-ES"/>
     </w:rPr>
   </w:style>
-  <w:style w:type="paragraph" w:styleId="Ttulo1">
+  <w:style w:type="paragraph" w:styleId="Heading1">
     <w:name w:val="heading 1"/>
     <w:next w:val="Normal"/>
-    <w:link w:val="Ttulo1Car"/>
+    <w:link w:val="Heading1Char"/>
     <w:uiPriority w:val="99"/>
     <w:rsid w:val="005B0622"/>
     <w:pPr>
@@ -6878,11 +6879,11 @@
       <w:lang w:eastAsia="es-ES"/>
     </w:rPr>
   </w:style>
-  <w:style w:type="paragraph" w:styleId="Ttulo2">
+  <w:style w:type="paragraph" w:styleId="Heading2">
     <w:name w:val="heading 2"/>
     <w:basedOn w:val="Normal"/>
     <w:next w:val="Normal"/>
-    <w:link w:val="Ttulo2Car"/>
+    <w:link w:val="Heading2Char"/>
     <w:uiPriority w:val="99"/>
     <w:rsid w:val="005B0622"/>
     <w:pPr>
@@ -6898,13 +6899,13 @@
       <w:szCs w:val="26"/>
     </w:rPr>
   </w:style>
-  <w:style w:type="character" w:default="1" w:styleId="Fuentedeprrafopredeter">
+  <w:style w:type="character" w:default="1" w:styleId="DefaultParagraphFont">
     <w:name w:val="Default Paragraph Font"/>
     <w:uiPriority w:val="1"/>
     <w:semiHidden/>
     <w:unhideWhenUsed/>
   </w:style>
-  <w:style w:type="table" w:default="1" w:styleId="Tablanormal">
+  <w:style w:type="table" w:default="1" w:styleId="TableNormal">
     <w:name w:val="Normal Table"/>
     <w:uiPriority w:val="99"/>
     <w:semiHidden/>
@@ -6919,7 +6920,7 @@
       </w:tblCellMar>
     </w:tblPr>
   </w:style>
-  <w:style w:type="numbering" w:default="1" w:styleId="Sinlista">
+  <w:style w:type="numbering" w:default="1" w:styleId="NoList">
     <w:name w:val="No List"/>
     <w:uiPriority w:val="99"/>
     <w:semiHidden/>
@@ -6993,10 +6994,10 @@
       <w:outlineLvl w:val="9"/>
     </w:pPr>
   </w:style>
-  <w:style w:type="paragraph" w:styleId="Encabezado">
+  <w:style w:type="paragraph" w:styleId="Header">
     <w:name w:val="header"/>
     <w:basedOn w:val="Normal"/>
-    <w:link w:val="EncabezadoCar"/>
+    <w:link w:val="HeaderChar"/>
     <w:uiPriority w:val="99"/>
     <w:qFormat/>
     <w:rsid w:val="005B0622"/>
@@ -7008,10 +7009,10 @@
       <w:spacing w:line="240" w:lineRule="auto"/>
     </w:pPr>
   </w:style>
-  <w:style w:type="character" w:customStyle="1" w:styleId="EncabezadoCar">
-    <w:name w:val="Encabezado Car"/>
-    <w:basedOn w:val="Fuentedeprrafopredeter"/>
-    <w:link w:val="Encabezado"/>
+  <w:style w:type="character" w:customStyle="1" w:styleId="HeaderChar">
+    <w:name w:val="Header Char"/>
+    <w:basedOn w:val="DefaultParagraphFont"/>
+    <w:link w:val="Header"/>
     <w:uiPriority w:val="99"/>
     <w:rsid w:val="005B0622"/>
     <w:rPr>
@@ -7024,7 +7025,7 @@
   </w:style>
   <w:style w:type="table" w:customStyle="1" w:styleId="TablaUNIR3">
     <w:name w:val="Tabla UNIR 3"/>
-    <w:basedOn w:val="Tablanormal"/>
+    <w:basedOn w:val="TableNormal"/>
     <w:uiPriority w:val="99"/>
     <w:rsid w:val="00FD564B"/>
     <w:pPr>
@@ -7076,7 +7077,7 @@
   </w:style>
   <w:style w:type="table" w:customStyle="1" w:styleId="Tabladecuadrcula5oscura-nfasis51">
     <w:name w:val="Tabla de cuadrícula 5 oscura - Énfasis 51"/>
-    <w:basedOn w:val="Tablanormal"/>
+    <w:basedOn w:val="TableNormal"/>
     <w:uiPriority w:val="50"/>
     <w:rsid w:val="00FD564B"/>
     <w:pPr>
@@ -7183,10 +7184,10 @@
       </w:tcPr>
     </w:tblStylePr>
   </w:style>
-  <w:style w:type="paragraph" w:styleId="Piedepgina">
+  <w:style w:type="paragraph" w:styleId="Footer">
     <w:name w:val="footer"/>
     <w:basedOn w:val="Normal"/>
-    <w:link w:val="PiedepginaCar"/>
+    <w:link w:val="FooterChar"/>
     <w:uiPriority w:val="24"/>
     <w:qFormat/>
     <w:rsid w:val="005B0622"/>
@@ -7198,10 +7199,10 @@
       <w:spacing w:line="240" w:lineRule="auto"/>
     </w:pPr>
   </w:style>
-  <w:style w:type="character" w:customStyle="1" w:styleId="PiedepginaCar">
-    <w:name w:val="Pie de página Car"/>
-    <w:basedOn w:val="Fuentedeprrafopredeter"/>
-    <w:link w:val="Piedepgina"/>
+  <w:style w:type="character" w:customStyle="1" w:styleId="FooterChar">
+    <w:name w:val="Footer Char"/>
+    <w:basedOn w:val="DefaultParagraphFont"/>
+    <w:link w:val="Footer"/>
     <w:uiPriority w:val="24"/>
     <w:rsid w:val="005B0622"/>
     <w:rPr>
@@ -7212,10 +7213,10 @@
       <w:lang w:eastAsia="es-ES"/>
     </w:rPr>
   </w:style>
-  <w:style w:type="paragraph" w:styleId="Textodeglobo">
+  <w:style w:type="paragraph" w:styleId="BalloonText">
     <w:name w:val="Balloon Text"/>
     <w:basedOn w:val="Normal"/>
-    <w:link w:val="TextodegloboCar"/>
+    <w:link w:val="BalloonTextChar"/>
     <w:uiPriority w:val="99"/>
     <w:rsid w:val="005B0622"/>
     <w:pPr>
@@ -7227,10 +7228,10 @@
       <w:szCs w:val="18"/>
     </w:rPr>
   </w:style>
-  <w:style w:type="character" w:customStyle="1" w:styleId="TextodegloboCar">
-    <w:name w:val="Texto de globo Car"/>
-    <w:basedOn w:val="Fuentedeprrafopredeter"/>
-    <w:link w:val="Textodeglobo"/>
+  <w:style w:type="character" w:customStyle="1" w:styleId="BalloonTextChar">
+    <w:name w:val="Balloon Text Char"/>
+    <w:basedOn w:val="DefaultParagraphFont"/>
+    <w:link w:val="BalloonText"/>
     <w:uiPriority w:val="99"/>
     <w:rsid w:val="005B0622"/>
     <w:rPr>
@@ -7241,9 +7242,9 @@
       <w:lang w:eastAsia="es-ES"/>
     </w:rPr>
   </w:style>
-  <w:style w:type="character" w:styleId="Hipervnculo">
+  <w:style w:type="character" w:styleId="Hyperlink">
     <w:name w:val="Hyperlink"/>
-    <w:basedOn w:val="Fuentedeprrafopredeter"/>
+    <w:basedOn w:val="DefaultParagraphFont"/>
     <w:uiPriority w:val="99"/>
     <w:rsid w:val="005B0622"/>
     <w:rPr>
@@ -7253,9 +7254,9 @@
       <w:u w:val="single"/>
     </w:rPr>
   </w:style>
-  <w:style w:type="character" w:styleId="Mencinsinresolver">
+  <w:style w:type="character" w:styleId="UnresolvedMention">
     <w:name w:val="Unresolved Mention"/>
-    <w:basedOn w:val="Fuentedeprrafopredeter"/>
+    <w:basedOn w:val="DefaultParagraphFont"/>
     <w:uiPriority w:val="99"/>
     <w:rsid w:val="005B0622"/>
     <w:rPr>
@@ -7265,7 +7266,7 @@
   </w:style>
   <w:style w:type="table" w:customStyle="1" w:styleId="audiovisual">
     <w:name w:val="audiovisual"/>
-    <w:basedOn w:val="Tablanormal"/>
+    <w:basedOn w:val="TableNormal"/>
     <w:uiPriority w:val="99"/>
     <w:rsid w:val="005B0622"/>
     <w:pPr>
@@ -7320,7 +7321,7 @@
   </w:style>
   <w:style w:type="character" w:customStyle="1" w:styleId="CdigofuenteCar">
     <w:name w:val="Código fuente Car"/>
-    <w:basedOn w:val="Fuentedeprrafopredeter"/>
+    <w:basedOn w:val="DefaultParagraphFont"/>
     <w:link w:val="Cdigofuente"/>
     <w:rsid w:val="005B0622"/>
     <w:rPr>
@@ -7460,7 +7461,7 @@
   </w:style>
   <w:style w:type="table" w:customStyle="1" w:styleId="Estilo1">
     <w:name w:val="Estilo1"/>
-    <w:basedOn w:val="Tablanormal"/>
+    <w:basedOn w:val="TableNormal"/>
     <w:uiPriority w:val="99"/>
     <w:rsid w:val="005B0622"/>
     <w:pPr>
@@ -7503,7 +7504,7 @@
   </w:style>
   <w:style w:type="table" w:customStyle="1" w:styleId="MaterialAudiovisual">
     <w:name w:val="Material Audiovisual"/>
-    <w:basedOn w:val="Tablanormal"/>
+    <w:basedOn w:val="TableNormal"/>
     <w:uiPriority w:val="99"/>
     <w:rsid w:val="005B0622"/>
     <w:pPr>
@@ -7630,9 +7631,9 @@
       <w:outlineLvl w:val="9"/>
     </w:pPr>
   </w:style>
-  <w:style w:type="table" w:styleId="Tablaconcuadrcula">
+  <w:style w:type="table" w:styleId="TableGrid">
     <w:name w:val="Table Grid"/>
-    <w:basedOn w:val="Tablanormal"/>
+    <w:basedOn w:val="TableNormal"/>
     <w:uiPriority w:val="39"/>
     <w:rsid w:val="005B0622"/>
     <w:pPr>
@@ -7655,7 +7656,7 @@
   </w:style>
   <w:style w:type="table" w:customStyle="1" w:styleId="TablaejemplosUNIR">
     <w:name w:val="Tabla ejemplos UNIR"/>
-    <w:basedOn w:val="Tablanormal"/>
+    <w:basedOn w:val="TableNormal"/>
     <w:uiPriority w:val="99"/>
     <w:rsid w:val="005B0622"/>
     <w:pPr>
@@ -7678,7 +7679,7 @@
   </w:style>
   <w:style w:type="table" w:customStyle="1" w:styleId="UNIR">
     <w:name w:val="UNIR"/>
-    <w:basedOn w:val="Tablanormal"/>
+    <w:basedOn w:val="TableNormal"/>
     <w:uiPriority w:val="99"/>
     <w:rsid w:val="005B0622"/>
     <w:pPr>
@@ -7737,7 +7738,7 @@
   </w:style>
   <w:style w:type="table" w:customStyle="1" w:styleId="TablaUNIR2">
     <w:name w:val="TablaUNIR_2"/>
-    <w:basedOn w:val="Tablanormal"/>
+    <w:basedOn w:val="TableNormal"/>
     <w:uiPriority w:val="99"/>
     <w:rsid w:val="005B0622"/>
     <w:pPr>
@@ -7800,7 +7801,7 @@
   </w:style>
   <w:style w:type="table" w:customStyle="1" w:styleId="TablaUNIR30">
     <w:name w:val="TablaUNIR_3"/>
-    <w:basedOn w:val="Tablanormal"/>
+    <w:basedOn w:val="TableNormal"/>
     <w:uiPriority w:val="99"/>
     <w:rsid w:val="005B0622"/>
     <w:pPr>
@@ -7851,7 +7852,7 @@
   </w:style>
   <w:style w:type="table" w:customStyle="1" w:styleId="TablaUNIR4">
     <w:name w:val="TablaUNIR_4"/>
-    <w:basedOn w:val="Tablanormal"/>
+    <w:basedOn w:val="TableNormal"/>
     <w:uiPriority w:val="99"/>
     <w:rsid w:val="005B0622"/>
     <w:pPr>
@@ -7903,7 +7904,7 @@
       </w:tcPr>
     </w:tblStylePr>
   </w:style>
-  <w:style w:type="paragraph" w:styleId="TDC1">
+  <w:style w:type="paragraph" w:styleId="TOC1">
     <w:name w:val="toc 1"/>
     <w:basedOn w:val="Normal"/>
     <w:next w:val="Normal"/>
@@ -7923,7 +7924,7 @@
       <w:color w:val="008FBE"/>
     </w:rPr>
   </w:style>
-  <w:style w:type="paragraph" w:styleId="TDC2">
+  <w:style w:type="paragraph" w:styleId="TOC2">
     <w:name w:val="toc 2"/>
     <w:basedOn w:val="Normal"/>
     <w:next w:val="Normal"/>
@@ -7941,10 +7942,10 @@
       <w:noProof/>
     </w:rPr>
   </w:style>
-  <w:style w:type="paragraph" w:styleId="Textonotapie">
+  <w:style w:type="paragraph" w:styleId="FootnoteText">
     <w:name w:val="footnote text"/>
     <w:basedOn w:val="Normal"/>
-    <w:link w:val="TextonotapieCar"/>
+    <w:link w:val="FootnoteTextChar"/>
     <w:uiPriority w:val="99"/>
     <w:rsid w:val="005B0622"/>
     <w:pPr>
@@ -7955,10 +7956,10 @@
       <w:szCs w:val="20"/>
     </w:rPr>
   </w:style>
-  <w:style w:type="character" w:customStyle="1" w:styleId="TextonotapieCar">
-    <w:name w:val="Texto nota pie Car"/>
-    <w:basedOn w:val="Fuentedeprrafopredeter"/>
-    <w:link w:val="Textonotapie"/>
+  <w:style w:type="character" w:customStyle="1" w:styleId="FootnoteTextChar">
+    <w:name w:val="Footnote Text Char"/>
+    <w:basedOn w:val="DefaultParagraphFont"/>
+    <w:link w:val="FootnoteText"/>
     <w:uiPriority w:val="99"/>
     <w:rsid w:val="005B0622"/>
     <w:rPr>
@@ -7969,10 +7970,10 @@
       <w:lang w:eastAsia="es-ES"/>
     </w:rPr>
   </w:style>
-  <w:style w:type="character" w:customStyle="1" w:styleId="Ttulo1Car">
-    <w:name w:val="Título 1 Car"/>
-    <w:basedOn w:val="Fuentedeprrafopredeter"/>
-    <w:link w:val="Ttulo1"/>
+  <w:style w:type="character" w:customStyle="1" w:styleId="Heading1Char">
+    <w:name w:val="Heading 1 Char"/>
+    <w:basedOn w:val="DefaultParagraphFont"/>
+    <w:link w:val="Heading1"/>
     <w:uiPriority w:val="99"/>
     <w:rsid w:val="005B0622"/>
     <w:rPr>
@@ -7982,10 +7983,10 @@
       <w:lang w:eastAsia="es-ES"/>
     </w:rPr>
   </w:style>
-  <w:style w:type="character" w:customStyle="1" w:styleId="Ttulo2Car">
-    <w:name w:val="Título 2 Car"/>
-    <w:basedOn w:val="Fuentedeprrafopredeter"/>
-    <w:link w:val="Ttulo2"/>
+  <w:style w:type="character" w:customStyle="1" w:styleId="Heading2Char">
+    <w:name w:val="Heading 2 Char"/>
+    <w:basedOn w:val="DefaultParagraphFont"/>
+    <w:link w:val="Heading2"/>
     <w:uiPriority w:val="99"/>
     <w:rsid w:val="005B0622"/>
     <w:rPr>
@@ -8047,7 +8048,7 @@
   </w:style>
   <w:style w:type="numbering" w:customStyle="1" w:styleId="VietasUNIR">
     <w:name w:val="ViñetasUNIR"/>
-    <w:basedOn w:val="Sinlista"/>
+    <w:basedOn w:val="NoList"/>
     <w:uiPriority w:val="99"/>
     <w:rsid w:val="005B0622"/>
     <w:pPr>
@@ -8331,27 +8332,6 @@
 </file>
 
 <file path=customXml/item1.xml><?xml version="1.0" encoding="utf-8"?>
-<?mso-contentType ?>
-<FormTemplates xmlns="http://schemas.microsoft.com/sharepoint/v3/contenttype/forms">
-  <Display>DocumentLibraryForm</Display>
-  <Edit>DocumentLibraryForm</Edit>
-  <New>DocumentLibraryForm</New>
-</FormTemplates>
-</file>
-
-<file path=customXml/item2.xml><?xml version="1.0" encoding="utf-8"?>
-<p:properties xmlns:p="http://schemas.microsoft.com/office/2006/metadata/properties" xmlns:xsi="http://www.w3.org/2001/XMLSchema-instance" xmlns:pc="http://schemas.microsoft.com/office/infopath/2007/PartnerControls">
-  <documentManagement>
-    <_Flow_SignoffStatus xmlns="27c1adeb-3674-457c-b08c-8a73f31b6e23" xsi:nil="true"/>
-    <lcf76f155ced4ddcb4097134ff3c332f xmlns="27c1adeb-3674-457c-b08c-8a73f31b6e23">
-      <Terms xmlns="http://schemas.microsoft.com/office/infopath/2007/PartnerControls"/>
-    </lcf76f155ced4ddcb4097134ff3c332f>
-    <TaxCatchAll xmlns="0a70e875-3d35-4be2-921f-7117c31bab9b" xsi:nil="true"/>
-  </documentManagement>
-</p:properties>
-</file>
-
-<file path=customXml/item3.xml><?xml version="1.0" encoding="utf-8"?>
 <ct:contentTypeSchema xmlns:ct="http://schemas.microsoft.com/office/2006/metadata/contentType" xmlns:ma="http://schemas.microsoft.com/office/2006/metadata/properties/metaAttributes" ct:_="" ma:_="" ma:contentTypeName="Documento" ma:contentTypeID="0x010100DF3D7C797EA12745A270EF30E38719B9" ma:contentTypeVersion="19" ma:contentTypeDescription="Crear nuevo documento." ma:contentTypeScope="" ma:versionID="227b02526234ef39b0b78895a9d90cf5">
   <xsd:schema xmlns:xsd="http://www.w3.org/2001/XMLSchema" xmlns:xs="http://www.w3.org/2001/XMLSchema" xmlns:p="http://schemas.microsoft.com/office/2006/metadata/properties" xmlns:ns2="0a70e875-3d35-4be2-921f-7117c31bab9b" xmlns:ns3="27c1adeb-3674-457c-b08c-8a73f31b6e23" targetNamespace="http://schemas.microsoft.com/office/2006/metadata/properties" ma:root="true" ma:fieldsID="3c939c8607e2f594db8bbb23634dd059" ns2:_="" ns3:_="">
     <xsd:import namespace="0a70e875-3d35-4be2-921f-7117c31bab9b"/>
@@ -8612,10 +8592,42 @@
 </ct:contentTypeSchema>
 </file>
 
+<file path=customXml/item2.xml><?xml version="1.0" encoding="utf-8"?>
+<p:properties xmlns:p="http://schemas.microsoft.com/office/2006/metadata/properties" xmlns:xsi="http://www.w3.org/2001/XMLSchema-instance" xmlns:pc="http://schemas.microsoft.com/office/infopath/2007/PartnerControls">
+  <documentManagement>
+    <_Flow_SignoffStatus xmlns="27c1adeb-3674-457c-b08c-8a73f31b6e23" xsi:nil="true"/>
+    <lcf76f155ced4ddcb4097134ff3c332f xmlns="27c1adeb-3674-457c-b08c-8a73f31b6e23">
+      <Terms xmlns="http://schemas.microsoft.com/office/infopath/2007/PartnerControls"/>
+    </lcf76f155ced4ddcb4097134ff3c332f>
+    <TaxCatchAll xmlns="0a70e875-3d35-4be2-921f-7117c31bab9b" xsi:nil="true"/>
+  </documentManagement>
+</p:properties>
+</file>
+
+<file path=customXml/item3.xml><?xml version="1.0" encoding="utf-8"?>
+<?mso-contentType ?>
+<FormTemplates xmlns="http://schemas.microsoft.com/sharepoint/v3/contenttype/forms">
+  <Display>DocumentLibraryForm</Display>
+  <Edit>DocumentLibraryForm</Edit>
+  <New>DocumentLibraryForm</New>
+</FormTemplates>
+</file>
+
 <file path=customXml/itemProps1.xml><?xml version="1.0" encoding="utf-8"?>
-<ds:datastoreItem xmlns:ds="http://schemas.openxmlformats.org/officeDocument/2006/customXml" ds:itemID="{71797327-F75B-4CDB-AA14-D0636CECFF21}">
+<ds:datastoreItem xmlns:ds="http://schemas.openxmlformats.org/officeDocument/2006/customXml" ds:itemID="{81D45351-7A97-44F2-A043-16358B792212}">
   <ds:schemaRefs>
-    <ds:schemaRef ds:uri="http://schemas.microsoft.com/sharepoint/v3/contenttype/forms"/>
+    <ds:schemaRef ds:uri="http://schemas.microsoft.com/office/2006/metadata/contentType"/>
+    <ds:schemaRef ds:uri="http://schemas.microsoft.com/office/2006/metadata/properties/metaAttributes"/>
+    <ds:schemaRef ds:uri="http://www.w3.org/2001/XMLSchema"/>
+    <ds:schemaRef ds:uri="http://schemas.microsoft.com/office/2006/metadata/properties"/>
+    <ds:schemaRef ds:uri="0a70e875-3d35-4be2-921f-7117c31bab9b"/>
+    <ds:schemaRef ds:uri="27c1adeb-3674-457c-b08c-8a73f31b6e23"/>
+    <ds:schemaRef ds:uri="http://schemas.microsoft.com/office/2006/documentManagement/types"/>
+    <ds:schemaRef ds:uri="http://schemas.microsoft.com/office/infopath/2007/PartnerControls"/>
+    <ds:schemaRef ds:uri="http://schemas.openxmlformats.org/package/2006/metadata/core-properties"/>
+    <ds:schemaRef ds:uri="http://purl.org/dc/elements/1.1/"/>
+    <ds:schemaRef ds:uri="http://purl.org/dc/terms/"/>
+    <ds:schemaRef ds:uri="http://schemas.microsoft.com/internal/obd"/>
   </ds:schemaRefs>
 </ds:datastoreItem>
 </file>
@@ -8632,20 +8644,9 @@
 </file>
 
 <file path=customXml/itemProps3.xml><?xml version="1.0" encoding="utf-8"?>
-<ds:datastoreItem xmlns:ds="http://schemas.openxmlformats.org/officeDocument/2006/customXml" ds:itemID="{81D45351-7A97-44F2-A043-16358B792212}">
+<ds:datastoreItem xmlns:ds="http://schemas.openxmlformats.org/officeDocument/2006/customXml" ds:itemID="{71797327-F75B-4CDB-AA14-D0636CECFF21}">
   <ds:schemaRefs>
-    <ds:schemaRef ds:uri="http://schemas.microsoft.com/office/2006/metadata/contentType"/>
-    <ds:schemaRef ds:uri="http://schemas.microsoft.com/office/2006/metadata/properties/metaAttributes"/>
-    <ds:schemaRef ds:uri="http://www.w3.org/2001/XMLSchema"/>
-    <ds:schemaRef ds:uri="http://schemas.microsoft.com/office/2006/metadata/properties"/>
-    <ds:schemaRef ds:uri="0a70e875-3d35-4be2-921f-7117c31bab9b"/>
-    <ds:schemaRef ds:uri="27c1adeb-3674-457c-b08c-8a73f31b6e23"/>
-    <ds:schemaRef ds:uri="http://schemas.microsoft.com/office/2006/documentManagement/types"/>
-    <ds:schemaRef ds:uri="http://schemas.microsoft.com/office/infopath/2007/PartnerControls"/>
-    <ds:schemaRef ds:uri="http://schemas.openxmlformats.org/package/2006/metadata/core-properties"/>
-    <ds:schemaRef ds:uri="http://purl.org/dc/elements/1.1/"/>
-    <ds:schemaRef ds:uri="http://purl.org/dc/terms/"/>
-    <ds:schemaRef ds:uri="http://schemas.microsoft.com/internal/obd"/>
+    <ds:schemaRef ds:uri="http://schemas.microsoft.com/sharepoint/v3/contenttype/forms"/>
   </ds:schemaRefs>
 </ds:datastoreItem>
 </file>